--- a/Classwork_ALevel_20261009.docx
+++ b/Classwork_ALevel_20261009.docx
@@ -464,6 +464,7 @@
                 <w:lang w:val="en-US" w:eastAsia="en-US" w:bidi="ar-SA"/>
               </w:rPr>
             </w:pPr>
+            <w:commentRangeStart w:id="1"/>
             <w:r>
               <w:rPr>
                 <w:rFonts w:eastAsia="ＭＳ 明朝" w:cs="" w:ascii="Consolas;Courier New;monospace" w:hAnsi="Consolas;Courier New;monospace"/>
@@ -515,6 +516,13 @@
                 <w:lang w:val="en-US" w:eastAsia="en-US" w:bidi="ar-SA"/>
               </w:rPr>
               <w:t>:</w:t>
+            </w:r>
+            <w:commentRangeEnd w:id="1"/>
+            <w:r>
+              <w:rPr>
+                <w:rStyle w:val="CommentReference"/>
+              </w:rPr>
+              <w:commentReference w:id="1"/>
             </w:r>
           </w:p>
           <w:p>
@@ -2765,6 +2773,7 @@
                 <w:lang w:val="en-US" w:eastAsia="en-US" w:bidi="ar-SA"/>
               </w:rPr>
             </w:pPr>
+            <w:commentRangeStart w:id="2"/>
             <w:r>
               <w:rPr>
                 <w:rFonts w:eastAsia="ＭＳ 明朝" w:cs="" w:ascii="Consolas;Courier New;monospace" w:hAnsi="Consolas;Courier New;monospace"/>
@@ -2816,6 +2825,13 @@
                 <w:lang w:val="en-US" w:eastAsia="en-US" w:bidi="ar-SA"/>
               </w:rPr>
               <w:t>:</w:t>
+            </w:r>
+            <w:commentRangeEnd w:id="2"/>
+            <w:r>
+              <w:rPr>
+                <w:rStyle w:val="CommentReference"/>
+              </w:rPr>
+              <w:commentReference w:id="2"/>
             </w:r>
           </w:p>
           <w:p>
@@ -6024,6 +6040,7 @@
                 <w:lang w:val="en-US" w:eastAsia="en-US" w:bidi="ar-SA"/>
               </w:rPr>
             </w:pPr>
+            <w:commentRangeStart w:id="3"/>
             <w:r>
               <w:rPr>
                 <w:rFonts w:eastAsia="ＭＳ 明朝" w:cs="" w:ascii="Consolas;Courier New;monospace" w:hAnsi="Consolas;Courier New;monospace"/>
@@ -6179,6 +6196,13 @@
                 <w:lang w:val="en-US" w:eastAsia="en-US" w:bidi="ar-SA"/>
               </w:rPr>
               <w:t>]</w:t>
+            </w:r>
+            <w:commentRangeEnd w:id="3"/>
+            <w:r>
+              <w:rPr>
+                <w:rStyle w:val="CommentReference"/>
+              </w:rPr>
+              <w:commentReference w:id="3"/>
             </w:r>
           </w:p>
           <w:p>
@@ -6921,6 +6945,32 @@
     </w:sectPr>
   </w:body>
 </w:document>
+</file>
+
+<file path=word/comments.xml><?xml version="1.0" encoding="utf-8"?>
+<w:comments xmlns:w="http://schemas.openxmlformats.org/wordprocessingml/2006/main">
+  <w:comment w:id="1" w:author="Teacher" w:date="2026-10-09T20:00:00Z" w:initials="T">
+    <w:p>
+      <w:r>
+        <w:t xml:space="preserve">12/13 - The class declaration and its constructor are correct. One mark is lost because the members' types and access are not annotated: for Python answers you must show that each attribute is private and give its data type, for example `self.__TrainIDNumber = pNumber   # string`. The annotation must be on the member line itself - writing the type on the constructor parameter is not enough. (-1)</w:t>
+      </w:r>
+    </w:p>
+  </w:comment>
+  <w:comment w:id="2" w:author="Teacher" w:date="2026-10-09T20:00:00Z" w:initials="T">
+    <w:p>
+      <w:r>
+        <w:t xml:space="preserve">9/10 - The class and constructor are correct, and you initialise Trains to ten empty slots and NumberTrains to 0 as the class description asks. One mark is lost for the same reason as part (a)(i): the four members need their data type and access shown in a comment on the member line itself, for example `self.__StationID = pID   # string`. (-1)</w:t>
+      </w:r>
+    </w:p>
+  </w:comment>
+  <w:comment w:id="3" w:author="Teacher" w:date="2026-10-09T20:00:00Z" w:initials="T">
+    <w:p>
+      <w:r>
+        <w:t xml:space="preserve">12/13 - Everything is correct except the last step: you call GetTrains() for both stations but you do not output the returned string, so nothing is printed. The question asks you to 'output the trains at each station using GetTrains()'. Wrap both calls in print(). Your screenshot shows the output, so only one mark is lost. (-1)</w:t>
+      </w:r>
+    </w:p>
+  </w:comment>
+</w:comments>
 </file>
 
 <file path=word/header1.xml><?xml version="1.0" encoding="utf-8"?>
